--- a/resources/Templates/subdocs/Arraignment_Appearance_Template.docx
+++ b/resources/Templates/subdocs/Arraignment_Appearance_Template.docx
@@ -257,7 +257,6 @@
         <w:t>The Court, finding that the Defendant entered the plea knowingly, intelligently, and voluntarily, accepted the plea and, following allocution, entered the following sentence:</w:t>
       </w:r>
     </w:p>
-    <w:p/>
     <w:sectPr>
       <w:pgSz w:w="12240" w:h="15840"/>
       <w:pgMar w:top="1440" w:right="1440" w:bottom="1440" w:left="1440" w:header="720" w:footer="720" w:gutter="0"/>
